--- a/Database_Schema.docx
+++ b/Database_Schema.docx
@@ -26,6 +26,581 @@
           <w:b/>
           <w:sz w:val="24"/>
         </w:rPr>
+        <w:t>Users (auth_user)</w:t>
+      </w:r>
+    </w:p>
+    <w:tbl>
+      <w:tblPr>
+        <w:tblStyle w:val="TableGrid"/>
+        <w:tblW w:w="0" w:type="auto"/>
+        <w:tblLook w:val="04A0" w:firstRow="1" w:lastRow="0" w:firstColumn="1" w:lastColumn="0" w:noHBand="0" w:noVBand="1"/>
+      </w:tblPr>
+      <w:tblGrid>
+        <w:gridCol w:w="2160"/>
+        <w:gridCol w:w="2160"/>
+        <w:gridCol w:w="2160"/>
+        <w:gridCol w:w="2160"/>
+      </w:tblGrid>
+      <w:tr>
+        <w:tc>
+          <w:tcPr>
+            <w:tcW w:w="2160" w:type="dxa"/>
+          </w:tcPr>
+          <w:p>
+            <w:r>
+              <w:rPr>
+                <w:b/>
+              </w:rPr>
+              <w:t>Field</w:t>
+            </w:r>
+          </w:p>
+        </w:tc>
+        <w:tc>
+          <w:tcPr>
+            <w:tcW w:w="2160" w:type="dxa"/>
+          </w:tcPr>
+          <w:p>
+            <w:r>
+              <w:rPr>
+                <w:b/>
+              </w:rPr>
+              <w:t>Datatype</w:t>
+            </w:r>
+          </w:p>
+        </w:tc>
+        <w:tc>
+          <w:tcPr>
+            <w:tcW w:w="2160" w:type="dxa"/>
+          </w:tcPr>
+          <w:p>
+            <w:r>
+              <w:rPr>
+                <w:b/>
+              </w:rPr>
+              <w:t>Constraints</w:t>
+            </w:r>
+          </w:p>
+        </w:tc>
+        <w:tc>
+          <w:tcPr>
+            <w:tcW w:w="2160" w:type="dxa"/>
+          </w:tcPr>
+          <w:p>
+            <w:r>
+              <w:rPr>
+                <w:b/>
+              </w:rPr>
+              <w:t>Description</w:t>
+            </w:r>
+          </w:p>
+        </w:tc>
+      </w:tr>
+      <w:tr>
+        <w:tc>
+          <w:tcPr>
+            <w:tcW w:w="2160" w:type="dxa"/>
+          </w:tcPr>
+          <w:p>
+            <w:r>
+              <w:t>User_</w:t>
+            </w:r>
+            <w:r>
+              <w:t>id</w:t>
+            </w:r>
+          </w:p>
+        </w:tc>
+        <w:tc>
+          <w:tcPr>
+            <w:tcW w:w="2160" w:type="dxa"/>
+          </w:tcPr>
+          <w:p>
+            <w:r>
+              <w:t>int</w:t>
+            </w:r>
+          </w:p>
+        </w:tc>
+        <w:tc>
+          <w:tcPr>
+            <w:tcW w:w="2160" w:type="dxa"/>
+          </w:tcPr>
+          <w:p>
+            <w:r>
+              <w:t>Primary key, AI</w:t>
+            </w:r>
+          </w:p>
+        </w:tc>
+        <w:tc>
+          <w:tcPr>
+            <w:tcW w:w="2160" w:type="dxa"/>
+          </w:tcPr>
+          <w:p>
+            <w:r>
+              <w:t>Unique user identifier</w:t>
+            </w:r>
+          </w:p>
+        </w:tc>
+      </w:tr>
+      <w:tr>
+        <w:tc>
+          <w:tcPr>
+            <w:tcW w:w="2160" w:type="dxa"/>
+          </w:tcPr>
+          <w:p>
+            <w:r>
+              <w:t>username</w:t>
+            </w:r>
+          </w:p>
+        </w:tc>
+        <w:tc>
+          <w:tcPr>
+            <w:tcW w:w="2160" w:type="dxa"/>
+          </w:tcPr>
+          <w:p>
+            <w:r>
+              <w:t>varchar(</w:t>
+            </w:r>
+            <w:r>
+              <w:t>2</w:t>
+            </w:r>
+            <w:r>
+              <w:t>0)</w:t>
+            </w:r>
+          </w:p>
+        </w:tc>
+        <w:tc>
+          <w:tcPr>
+            <w:tcW w:w="2160" w:type="dxa"/>
+          </w:tcPr>
+          <w:p>
+            <w:r>
+              <w:t>Not Null, Unique</w:t>
+            </w:r>
+          </w:p>
+        </w:tc>
+        <w:tc>
+          <w:tcPr>
+            <w:tcW w:w="2160" w:type="dxa"/>
+          </w:tcPr>
+          <w:p>
+            <w:r>
+              <w:t>Username for login</w:t>
+            </w:r>
+          </w:p>
+        </w:tc>
+      </w:tr>
+      <w:tr>
+        <w:tc>
+          <w:tcPr>
+            <w:tcW w:w="2160" w:type="dxa"/>
+          </w:tcPr>
+          <w:p>
+            <w:r>
+              <w:t>first_name</w:t>
+            </w:r>
+          </w:p>
+        </w:tc>
+        <w:tc>
+          <w:tcPr>
+            <w:tcW w:w="2160" w:type="dxa"/>
+          </w:tcPr>
+          <w:p>
+            <w:r>
+              <w:t>varchar(</w:t>
+            </w:r>
+            <w:r>
+              <w:t>2</w:t>
+            </w:r>
+            <w:r>
+              <w:t>0)</w:t>
+            </w:r>
+          </w:p>
+        </w:tc>
+        <w:tc>
+          <w:tcPr>
+            <w:tcW w:w="2160" w:type="dxa"/>
+          </w:tcPr>
+          <w:p>
+            <w:r>
+              <w:t>Blank</w:t>
+            </w:r>
+          </w:p>
+        </w:tc>
+        <w:tc>
+          <w:tcPr>
+            <w:tcW w:w="2160" w:type="dxa"/>
+          </w:tcPr>
+          <w:p>
+            <w:r>
+              <w:t>User's first name</w:t>
+            </w:r>
+          </w:p>
+        </w:tc>
+      </w:tr>
+      <w:tr>
+        <w:tc>
+          <w:tcPr>
+            <w:tcW w:w="2160" w:type="dxa"/>
+          </w:tcPr>
+          <w:p>
+            <w:r>
+              <w:t>last_name</w:t>
+            </w:r>
+          </w:p>
+        </w:tc>
+        <w:tc>
+          <w:tcPr>
+            <w:tcW w:w="2160" w:type="dxa"/>
+          </w:tcPr>
+          <w:p>
+            <w:r>
+              <w:t>varchar(</w:t>
+            </w:r>
+            <w:r>
+              <w:t>2</w:t>
+            </w:r>
+            <w:r>
+              <w:t>0)</w:t>
+            </w:r>
+          </w:p>
+        </w:tc>
+        <w:tc>
+          <w:tcPr>
+            <w:tcW w:w="2160" w:type="dxa"/>
+          </w:tcPr>
+          <w:p>
+            <w:r>
+              <w:t>Blank</w:t>
+            </w:r>
+          </w:p>
+        </w:tc>
+        <w:tc>
+          <w:tcPr>
+            <w:tcW w:w="2160" w:type="dxa"/>
+          </w:tcPr>
+          <w:p>
+            <w:r>
+              <w:t>User's last name</w:t>
+            </w:r>
+          </w:p>
+        </w:tc>
+      </w:tr>
+      <w:tr>
+        <w:tc>
+          <w:tcPr>
+            <w:tcW w:w="2160" w:type="dxa"/>
+          </w:tcPr>
+          <w:p>
+            <w:r>
+              <w:t>email</w:t>
+            </w:r>
+          </w:p>
+        </w:tc>
+        <w:tc>
+          <w:tcPr>
+            <w:tcW w:w="2160" w:type="dxa"/>
+          </w:tcPr>
+          <w:p>
+            <w:r>
+              <w:t>varchar(</w:t>
+            </w:r>
+            <w:r>
+              <w:t>30</w:t>
+            </w:r>
+            <w:r>
+              <w:t>)</w:t>
+            </w:r>
+          </w:p>
+        </w:tc>
+        <w:tc>
+          <w:tcPr>
+            <w:tcW w:w="2160" w:type="dxa"/>
+          </w:tcPr>
+          <w:p>
+            <w:r>
+              <w:t>Blank</w:t>
+            </w:r>
+          </w:p>
+        </w:tc>
+        <w:tc>
+          <w:tcPr>
+            <w:tcW w:w="2160" w:type="dxa"/>
+          </w:tcPr>
+          <w:p>
+            <w:r>
+              <w:t>User's email address</w:t>
+            </w:r>
+          </w:p>
+        </w:tc>
+      </w:tr>
+      <w:tr>
+        <w:tc>
+          <w:tcPr>
+            <w:tcW w:w="2160" w:type="dxa"/>
+          </w:tcPr>
+          <w:p>
+            <w:r>
+              <w:t>password</w:t>
+            </w:r>
+          </w:p>
+        </w:tc>
+        <w:tc>
+          <w:tcPr>
+            <w:tcW w:w="2160" w:type="dxa"/>
+          </w:tcPr>
+          <w:p>
+            <w:r>
+              <w:t>varchar(1</w:t>
+            </w:r>
+            <w:r>
+              <w:t>0</w:t>
+            </w:r>
+            <w:r>
+              <w:t>)</w:t>
+            </w:r>
+          </w:p>
+        </w:tc>
+        <w:tc>
+          <w:tcPr>
+            <w:tcW w:w="2160" w:type="dxa"/>
+          </w:tcPr>
+          <w:p>
+            <w:r>
+              <w:t>Not Null</w:t>
+            </w:r>
+          </w:p>
+        </w:tc>
+        <w:tc>
+          <w:tcPr>
+            <w:tcW w:w="2160" w:type="dxa"/>
+          </w:tcPr>
+          <w:p>
+            <w:r>
+              <w:t>Hashed login password</w:t>
+            </w:r>
+          </w:p>
+        </w:tc>
+      </w:tr>
+      <w:tr>
+        <w:tc>
+          <w:tcPr>
+            <w:tcW w:w="2160" w:type="dxa"/>
+          </w:tcPr>
+          <w:p>
+            <w:r>
+              <w:t>is_staff</w:t>
+            </w:r>
+          </w:p>
+        </w:tc>
+        <w:tc>
+          <w:tcPr>
+            <w:tcW w:w="2160" w:type="dxa"/>
+          </w:tcPr>
+          <w:p>
+            <w:r>
+              <w:t>boolean</w:t>
+            </w:r>
+          </w:p>
+        </w:tc>
+        <w:tc>
+          <w:tcPr>
+            <w:tcW w:w="2160" w:type="dxa"/>
+          </w:tcPr>
+          <w:p>
+            <w:r>
+              <w:t>Not Null, Default=False</w:t>
+            </w:r>
+          </w:p>
+        </w:tc>
+        <w:tc>
+          <w:tcPr>
+            <w:tcW w:w="2160" w:type="dxa"/>
+          </w:tcPr>
+          <w:p>
+            <w:r>
+              <w:t>Can access admin site</w:t>
+            </w:r>
+          </w:p>
+        </w:tc>
+      </w:tr>
+      <w:tr>
+        <w:tc>
+          <w:tcPr>
+            <w:tcW w:w="2160" w:type="dxa"/>
+          </w:tcPr>
+          <w:p>
+            <w:r>
+              <w:t>is_active</w:t>
+            </w:r>
+          </w:p>
+        </w:tc>
+        <w:tc>
+          <w:tcPr>
+            <w:tcW w:w="2160" w:type="dxa"/>
+          </w:tcPr>
+          <w:p>
+            <w:r>
+              <w:t>boolean</w:t>
+            </w:r>
+          </w:p>
+        </w:tc>
+        <w:tc>
+          <w:tcPr>
+            <w:tcW w:w="2160" w:type="dxa"/>
+          </w:tcPr>
+          <w:p>
+            <w:r>
+              <w:t>Not Null, Default=True</w:t>
+            </w:r>
+          </w:p>
+        </w:tc>
+        <w:tc>
+          <w:tcPr>
+            <w:tcW w:w="2160" w:type="dxa"/>
+          </w:tcPr>
+          <w:p>
+            <w:r>
+              <w:t>Whether the account is active</w:t>
+            </w:r>
+          </w:p>
+        </w:tc>
+      </w:tr>
+      <w:tr>
+        <w:tc>
+          <w:tcPr>
+            <w:tcW w:w="2160" w:type="dxa"/>
+          </w:tcPr>
+          <w:p>
+            <w:r>
+              <w:t>is_superuser</w:t>
+            </w:r>
+          </w:p>
+        </w:tc>
+        <w:tc>
+          <w:tcPr>
+            <w:tcW w:w="2160" w:type="dxa"/>
+          </w:tcPr>
+          <w:p>
+            <w:r>
+              <w:t>boolean</w:t>
+            </w:r>
+          </w:p>
+        </w:tc>
+        <w:tc>
+          <w:tcPr>
+            <w:tcW w:w="2160" w:type="dxa"/>
+          </w:tcPr>
+          <w:p>
+            <w:r>
+              <w:t>Not Null, Default=False</w:t>
+            </w:r>
+          </w:p>
+        </w:tc>
+        <w:tc>
+          <w:tcPr>
+            <w:tcW w:w="2160" w:type="dxa"/>
+          </w:tcPr>
+          <w:p>
+            <w:r>
+              <w:t>Has all permissions</w:t>
+            </w:r>
+          </w:p>
+        </w:tc>
+      </w:tr>
+      <w:tr>
+        <w:tc>
+          <w:tcPr>
+            <w:tcW w:w="2160" w:type="dxa"/>
+          </w:tcPr>
+          <w:p>
+            <w:r>
+              <w:t>last_login</w:t>
+            </w:r>
+          </w:p>
+        </w:tc>
+        <w:tc>
+          <w:tcPr>
+            <w:tcW w:w="2160" w:type="dxa"/>
+          </w:tcPr>
+          <w:p>
+            <w:r>
+              <w:t>datetime</w:t>
+            </w:r>
+          </w:p>
+        </w:tc>
+        <w:tc>
+          <w:tcPr>
+            <w:tcW w:w="2160" w:type="dxa"/>
+          </w:tcPr>
+          <w:p>
+            <w:r>
+              <w:t>Null, Blank</w:t>
+            </w:r>
+          </w:p>
+        </w:tc>
+        <w:tc>
+          <w:tcPr>
+            <w:tcW w:w="2160" w:type="dxa"/>
+          </w:tcPr>
+          <w:p>
+            <w:r>
+              <w:t>Timestamp of last login</w:t>
+            </w:r>
+          </w:p>
+        </w:tc>
+      </w:tr>
+      <w:tr>
+        <w:tc>
+          <w:tcPr>
+            <w:tcW w:w="2160" w:type="dxa"/>
+          </w:tcPr>
+          <w:p>
+            <w:r>
+              <w:t>date_joined</w:t>
+            </w:r>
+          </w:p>
+        </w:tc>
+        <w:tc>
+          <w:tcPr>
+            <w:tcW w:w="2160" w:type="dxa"/>
+          </w:tcPr>
+          <w:p>
+            <w:r>
+              <w:t>datetime</w:t>
+            </w:r>
+          </w:p>
+        </w:tc>
+        <w:tc>
+          <w:tcPr>
+            <w:tcW w:w="2160" w:type="dxa"/>
+          </w:tcPr>
+          <w:p>
+            <w:r>
+              <w:t>Not Null</w:t>
+            </w:r>
+          </w:p>
+        </w:tc>
+        <w:tc>
+          <w:tcPr>
+            <w:tcW w:w="2160" w:type="dxa"/>
+          </w:tcPr>
+          <w:p>
+            <w:r>
+              <w:t>Timestamp of account creation</w:t>
+            </w:r>
+          </w:p>
+        </w:tc>
+      </w:tr>
+    </w:tbl>
+    <w:p/>
+    <w:p>
+      <w:pPr>
+        <w:spacing w:after="120"/>
+      </w:pPr>
+      <w:r>
+        <w:rPr>
+          <w:b/>
+          <w:sz w:val="24"/>
+        </w:rPr>
         <w:t>UserProfile</w:t>
       </w:r>
     </w:p>
@@ -112,7 +687,7 @@
           </w:tcPr>
           <w:p>
             <w:r>
-              <w:t>bigint</w:t>
+              <w:t>int</w:t>
             </w:r>
           </w:p>
         </w:tc>
@@ -144,7 +719,13 @@
           </w:tcPr>
           <w:p>
             <w:r>
-              <w:t>user</w:t>
+              <w:t>U</w:t>
+            </w:r>
+            <w:r>
+              <w:t>se</w:t>
+            </w:r>
+            <w:r>
+              <w:t>r_id</w:t>
             </w:r>
           </w:p>
         </w:tc>
@@ -174,7 +755,7 @@
           </w:tcPr>
           <w:p>
             <w:r>
-              <w:t xml:space="preserve">Links from Users Table </w:t>
+              <w:t>Links from Users Table (OneToOne)</w:t>
             </w:r>
           </w:p>
         </w:tc>
@@ -196,7 +777,13 @@
           </w:tcPr>
           <w:p>
             <w:r>
-              <w:t>varchar(15)</w:t>
+              <w:t>varchar(1</w:t>
+            </w:r>
+            <w:r>
+              <w:t>1</w:t>
+            </w:r>
+            <w:r>
+              <w:t>)</w:t>
             </w:r>
           </w:p>
         </w:tc>
@@ -391,6 +978,33 @@
       </w:tr>
     </w:tbl>
     <w:p/>
+    <w:p>
+      <w:pPr>
+        <w:spacing w:after="120"/>
+        <w:rPr>
+          <w:b/>
+          <w:sz w:val="24"/>
+        </w:rPr>
+      </w:pPr>
+    </w:p>
+    <w:p>
+      <w:pPr>
+        <w:spacing w:after="120"/>
+        <w:rPr>
+          <w:b/>
+          <w:sz w:val="24"/>
+        </w:rPr>
+      </w:pPr>
+    </w:p>
+    <w:p>
+      <w:pPr>
+        <w:spacing w:after="120"/>
+        <w:rPr>
+          <w:b/>
+          <w:sz w:val="24"/>
+        </w:rPr>
+      </w:pPr>
+    </w:p>
     <w:p>
       <w:pPr>
         <w:spacing w:after="120"/>
@@ -400,6 +1014,7 @@
           <w:b/>
           <w:sz w:val="24"/>
         </w:rPr>
+        <w:lastRenderedPageBreak/>
         <w:t>Notification</w:t>
       </w:r>
     </w:p>
@@ -518,7 +1133,7 @@
           </w:tcPr>
           <w:p>
             <w:r>
-              <w:t>user</w:t>
+              <w:t>User_id</w:t>
             </w:r>
           </w:p>
         </w:tc>
@@ -892,6 +1507,9 @@
           </w:tcPr>
           <w:p>
             <w:r>
+              <w:t>Ingredient_</w:t>
+            </w:r>
+            <w:r>
               <w:t>id</w:t>
             </w:r>
           </w:p>
@@ -964,11 +1582,7 @@
           </w:tcPr>
           <w:p>
             <w:r>
-              <w:t xml:space="preserve">Name of the </w:t>
-            </w:r>
-            <w:r>
-              <w:lastRenderedPageBreak/>
-              <w:t>ingredient</w:t>
+              <w:t>Name of the ingredient</w:t>
             </w:r>
           </w:p>
         </w:tc>
@@ -980,7 +1594,6 @@
           </w:tcPr>
           <w:p>
             <w:r>
-              <w:lastRenderedPageBreak/>
               <w:t>category</w:t>
             </w:r>
           </w:p>
@@ -1001,17 +1614,17 @@
           </w:tcPr>
           <w:p>
             <w:r>
-              <w:t xml:space="preserve">Not Null, </w:t>
-            </w:r>
-          </w:p>
-        </w:tc>
-        <w:tc>
-          <w:tcPr>
-            <w:tcW w:w="2160" w:type="dxa"/>
-          </w:tcPr>
-          <w:p>
-            <w:r>
-              <w:t xml:space="preserve">Category of ingredient </w:t>
+              <w:t>Not Null, Choices</w:t>
+            </w:r>
+          </w:p>
+        </w:tc>
+        <w:tc>
+          <w:tcPr>
+            <w:tcW w:w="2160" w:type="dxa"/>
+          </w:tcPr>
+          <w:p>
+            <w:r>
+              <w:t>Category of ingredient (Vegetable, Fruit, etc)</w:t>
             </w:r>
           </w:p>
         </w:tc>
@@ -1053,7 +1666,7 @@
           </w:tcPr>
           <w:p>
             <w:r>
-              <w:t xml:space="preserve">Default measurement unit </w:t>
+              <w:t>Default measurement unit (grams, ml, pcs)</w:t>
             </w:r>
           </w:p>
         </w:tc>
@@ -1143,6 +1756,11 @@
         </w:tc>
       </w:tr>
     </w:tbl>
+    <w:p/>
+    <w:p/>
+    <w:p/>
+    <w:p/>
+    <w:p/>
     <w:p/>
     <w:p>
       <w:pPr>
@@ -1153,6 +1771,7 @@
           <w:b/>
           <w:sz w:val="24"/>
         </w:rPr>
+        <w:lastRenderedPageBreak/>
         <w:t>PantryItem</w:t>
       </w:r>
     </w:p>
@@ -1229,6 +1848,9 @@
           </w:tcPr>
           <w:p>
             <w:r>
+              <w:t>P_</w:t>
+            </w:r>
+            <w:r>
               <w:t>id</w:t>
             </w:r>
           </w:p>
@@ -1271,7 +1893,13 @@
           </w:tcPr>
           <w:p>
             <w:r>
-              <w:t>user</w:t>
+              <w:t>U</w:t>
+            </w:r>
+            <w:r>
+              <w:t>ser</w:t>
+            </w:r>
+            <w:r>
+              <w:t>_id</w:t>
             </w:r>
           </w:p>
         </w:tc>
@@ -1313,7 +1941,13 @@
           </w:tcPr>
           <w:p>
             <w:r>
-              <w:t>ingredient</w:t>
+              <w:t>I</w:t>
+            </w:r>
+            <w:r>
+              <w:t>ngredient</w:t>
+            </w:r>
+            <w:r>
+              <w:t>_id</w:t>
             </w:r>
           </w:p>
         </w:tc>
@@ -1437,6 +2071,9 @@
       <w:pPr>
         <w:spacing w:before="120"/>
       </w:pPr>
+      <w:r>
+        <w:t>*(Unique constraint together on user and ingredient)*</w:t>
+      </w:r>
     </w:p>
     <w:p/>
     <w:p>
@@ -1566,7 +2203,13 @@
           </w:tcPr>
           <w:p>
             <w:r>
-              <w:t>user</w:t>
+              <w:t>U</w:t>
+            </w:r>
+            <w:r>
+              <w:t>ser</w:t>
+            </w:r>
+            <w:r>
+              <w:t>_id</w:t>
             </w:r>
           </w:p>
         </w:tc>
@@ -1608,7 +2251,13 @@
           </w:tcPr>
           <w:p>
             <w:r>
-              <w:t>ingredient</w:t>
+              <w:t>I</w:t>
+            </w:r>
+            <w:r>
+              <w:t>ngredient</w:t>
+            </w:r>
+            <w:r>
+              <w:t>_id</w:t>
             </w:r>
           </w:p>
         </w:tc>
@@ -1770,6 +2419,14 @@
         </w:tc>
       </w:tr>
     </w:tbl>
+    <w:p>
+      <w:pPr>
+        <w:spacing w:before="120"/>
+      </w:pPr>
+      <w:r>
+        <w:t>*(Unique constraint together on user and ingredient)*</w:t>
+      </w:r>
+    </w:p>
     <w:p/>
     <w:p>
       <w:pPr>
@@ -1898,7 +2555,6 @@
           </w:tcPr>
           <w:p>
             <w:r>
-              <w:lastRenderedPageBreak/>
               <w:t>name</w:t>
             </w:r>
           </w:p>
@@ -1909,7 +2565,13 @@
           </w:tcPr>
           <w:p>
             <w:r>
-              <w:t>varchar(255)</w:t>
+              <w:t>varchar(2</w:t>
+            </w:r>
+            <w:r>
+              <w:t>5</w:t>
+            </w:r>
+            <w:r>
+              <w:t>)</w:t>
             </w:r>
           </w:p>
         </w:tc>
@@ -2273,7 +2935,13 @@
           </w:tcPr>
           <w:p>
             <w:r>
-              <w:t>user</w:t>
+              <w:t>U</w:t>
+            </w:r>
+            <w:r>
+              <w:t>ser</w:t>
+            </w:r>
+            <w:r>
+              <w:t>_id</w:t>
             </w:r>
           </w:p>
         </w:tc>
@@ -3193,7 +3861,6 @@
           </w:tcPr>
           <w:p>
             <w:r>
-              <w:lastRenderedPageBreak/>
               <w:t>breakdown</w:t>
             </w:r>
           </w:p>
@@ -3314,6 +3981,8 @@
         </w:tc>
       </w:tr>
     </w:tbl>
+    <w:p/>
+    <w:p/>
     <w:p/>
     <w:p>
       <w:pPr>
@@ -3442,7 +4111,13 @@
           </w:tcPr>
           <w:p>
             <w:r>
-              <w:t>user</w:t>
+              <w:t>U</w:t>
+            </w:r>
+            <w:r>
+              <w:t>ser</w:t>
+            </w:r>
+            <w:r>
+              <w:t>_id</w:t>
             </w:r>
           </w:p>
         </w:tc>
@@ -4110,7 +4785,13 @@
           </w:tcPr>
           <w:p>
             <w:r>
-              <w:t>user</w:t>
+              <w:t>U</w:t>
+            </w:r>
+            <w:r>
+              <w:t>ser</w:t>
+            </w:r>
+            <w:r>
+              <w:t>_id</w:t>
             </w:r>
           </w:p>
         </w:tc>
@@ -4320,7 +5001,6 @@
           </w:tcPr>
           <w:p>
             <w:r>
-              <w:lastRenderedPageBreak/>
               <w:t>healthy_week_badges</w:t>
             </w:r>
           </w:p>
@@ -4409,6 +5089,7 @@
           <w:b/>
           <w:sz w:val="24"/>
         </w:rPr>
+        <w:lastRenderedPageBreak/>
         <w:t>NutritionRewardEvent</w:t>
       </w:r>
     </w:p>
@@ -4527,7 +5208,13 @@
           </w:tcPr>
           <w:p>
             <w:r>
-              <w:t>user</w:t>
+              <w:t>U</w:t>
+            </w:r>
+            <w:r>
+              <w:t>ser</w:t>
+            </w:r>
+            <w:r>
+              <w:t>_id</w:t>
             </w:r>
           </w:p>
         </w:tc>
@@ -5153,7 +5840,7 @@
           </w:tcPr>
           <w:p>
             <w:r>
-              <w:t>created_by</w:t>
+              <w:t>user_id</w:t>
             </w:r>
           </w:p>
         </w:tc>
@@ -5443,7 +6130,6 @@
           </w:tcPr>
           <w:p>
             <w:r>
-              <w:lastRenderedPageBreak/>
               <w:t>image</w:t>
             </w:r>
           </w:p>
@@ -5480,6 +6166,8 @@
         </w:tc>
       </w:tr>
     </w:tbl>
+    <w:p/>
+    <w:p/>
     <w:p/>
     <w:p>
       <w:pPr>
@@ -5490,6 +6178,7 @@
           <w:b/>
           <w:sz w:val="24"/>
         </w:rPr>
+        <w:lastRenderedPageBreak/>
         <w:t>Product</w:t>
       </w:r>
     </w:p>
@@ -5565,6 +6254,9 @@
             <w:tcW w:w="2160" w:type="dxa"/>
           </w:tcPr>
           <w:p>
+            <w:r>
+              <w:t>Pr_</w:t>
+            </w:r>
             <w:r>
               <w:t>id</w:t>
             </w:r>
@@ -6234,6 +6926,9 @@
           </w:tcPr>
           <w:p>
             <w:r>
+              <w:t>Cart_</w:t>
+            </w:r>
+            <w:r>
               <w:t>id</w:t>
             </w:r>
           </w:p>
@@ -6276,7 +6971,13 @@
           </w:tcPr>
           <w:p>
             <w:r>
-              <w:t>user</w:t>
+              <w:t>U</w:t>
+            </w:r>
+            <w:r>
+              <w:t>ser</w:t>
+            </w:r>
+            <w:r>
+              <w:t>_id</w:t>
             </w:r>
           </w:p>
         </w:tc>
@@ -6397,6 +7098,51 @@
       </w:tr>
     </w:tbl>
     <w:p/>
+    <w:p>
+      <w:pPr>
+        <w:spacing w:after="120"/>
+        <w:rPr>
+          <w:b/>
+          <w:sz w:val="24"/>
+        </w:rPr>
+      </w:pPr>
+    </w:p>
+    <w:p>
+      <w:pPr>
+        <w:spacing w:after="120"/>
+        <w:rPr>
+          <w:b/>
+          <w:sz w:val="24"/>
+        </w:rPr>
+      </w:pPr>
+    </w:p>
+    <w:p>
+      <w:pPr>
+        <w:spacing w:after="120"/>
+        <w:rPr>
+          <w:b/>
+          <w:sz w:val="24"/>
+        </w:rPr>
+      </w:pPr>
+    </w:p>
+    <w:p>
+      <w:pPr>
+        <w:spacing w:after="120"/>
+        <w:rPr>
+          <w:b/>
+          <w:sz w:val="24"/>
+        </w:rPr>
+      </w:pPr>
+    </w:p>
+    <w:p>
+      <w:pPr>
+        <w:spacing w:after="120"/>
+        <w:rPr>
+          <w:b/>
+          <w:sz w:val="24"/>
+        </w:rPr>
+      </w:pPr>
+    </w:p>
     <w:p>
       <w:pPr>
         <w:spacing w:after="120"/>
@@ -6406,6 +7152,7 @@
           <w:b/>
           <w:sz w:val="24"/>
         </w:rPr>
+        <w:lastRenderedPageBreak/>
         <w:t>CartItem</w:t>
       </w:r>
     </w:p>
@@ -6524,7 +7271,13 @@
           </w:tcPr>
           <w:p>
             <w:r>
-              <w:t>cart</w:t>
+              <w:t>C</w:t>
+            </w:r>
+            <w:r>
+              <w:t>art</w:t>
+            </w:r>
+            <w:r>
+              <w:t>_id</w:t>
             </w:r>
           </w:p>
         </w:tc>
@@ -6544,21 +7297,16 @@
           </w:tcPr>
           <w:p>
             <w:r>
-              <w:t xml:space="preserve">Not Null, Foreign </w:t>
-            </w:r>
-            <w:r>
-              <w:lastRenderedPageBreak/>
-              <w:t>Key</w:t>
-            </w:r>
-          </w:p>
-        </w:tc>
-        <w:tc>
-          <w:tcPr>
-            <w:tcW w:w="2160" w:type="dxa"/>
-          </w:tcPr>
-          <w:p>
-            <w:r>
-              <w:lastRenderedPageBreak/>
+              <w:t>Not Null, Foreign Key</w:t>
+            </w:r>
+          </w:p>
+        </w:tc>
+        <w:tc>
+          <w:tcPr>
+            <w:tcW w:w="2160" w:type="dxa"/>
+          </w:tcPr>
+          <w:p>
+            <w:r>
               <w:t>Links to Cart Table</w:t>
             </w:r>
           </w:p>
@@ -6743,6 +7491,9 @@
           </w:tcPr>
           <w:p>
             <w:r>
+              <w:t>order_</w:t>
+            </w:r>
+            <w:r>
               <w:t>id</w:t>
             </w:r>
           </w:p>
@@ -6785,7 +7536,13 @@
           </w:tcPr>
           <w:p>
             <w:r>
-              <w:t>user</w:t>
+              <w:t>U</w:t>
+            </w:r>
+            <w:r>
+              <w:t>ser</w:t>
+            </w:r>
+            <w:r>
+              <w:t>_id</w:t>
             </w:r>
           </w:p>
         </w:tc>
@@ -7199,6 +7956,8 @@
         </w:tc>
       </w:tr>
     </w:tbl>
+    <w:p/>
+    <w:p/>
     <w:p/>
     <w:p>
       <w:pPr>
@@ -7209,6 +7968,7 @@
           <w:b/>
           <w:sz w:val="24"/>
         </w:rPr>
+        <w:lastRenderedPageBreak/>
         <w:t>OrderItem</w:t>
       </w:r>
     </w:p>
@@ -7327,7 +8087,13 @@
           </w:tcPr>
           <w:p>
             <w:r>
-              <w:t>order</w:t>
+              <w:t>O</w:t>
+            </w:r>
+            <w:r>
+              <w:t>rder</w:t>
+            </w:r>
+            <w:r>
+              <w:t>_id</w:t>
             </w:r>
           </w:p>
         </w:tc>
@@ -7441,11 +8207,7 @@
           </w:tcPr>
           <w:p>
             <w:r>
-              <w:t xml:space="preserve">Number of units </w:t>
-            </w:r>
-            <w:r>
-              <w:lastRenderedPageBreak/>
-              <w:t>ordered</w:t>
+              <w:t>Number of units ordered</w:t>
             </w:r>
           </w:p>
         </w:tc>
@@ -7457,7 +8219,6 @@
           </w:tcPr>
           <w:p>
             <w:r>
-              <w:lastRenderedPageBreak/>
               <w:t>price_each</w:t>
             </w:r>
           </w:p>
@@ -7706,6 +8467,9 @@
           </w:tcPr>
           <w:p>
             <w:r>
+              <w:t>Post_</w:t>
+            </w:r>
+            <w:r>
               <w:t>id</w:t>
             </w:r>
           </w:p>
@@ -7748,7 +8512,13 @@
           </w:tcPr>
           <w:p>
             <w:r>
-              <w:t>user</w:t>
+              <w:t>U</w:t>
+            </w:r>
+            <w:r>
+              <w:t>ser</w:t>
+            </w:r>
+            <w:r>
+              <w:t>_id</w:t>
             </w:r>
           </w:p>
         </w:tc>
@@ -8247,6 +9017,24 @@
       </w:tr>
     </w:tbl>
     <w:p/>
+    <w:p>
+      <w:pPr>
+        <w:spacing w:after="120"/>
+        <w:rPr>
+          <w:b/>
+          <w:sz w:val="24"/>
+        </w:rPr>
+      </w:pPr>
+    </w:p>
+    <w:p>
+      <w:pPr>
+        <w:spacing w:after="120"/>
+        <w:rPr>
+          <w:b/>
+          <w:sz w:val="24"/>
+        </w:rPr>
+      </w:pPr>
+    </w:p>
     <w:p>
       <w:pPr>
         <w:spacing w:after="120"/>
@@ -8256,6 +9044,7 @@
           <w:b/>
           <w:sz w:val="24"/>
         </w:rPr>
+        <w:lastRenderedPageBreak/>
         <w:t>RecipeLike</w:t>
       </w:r>
     </w:p>
@@ -8374,7 +9163,13 @@
           </w:tcPr>
           <w:p>
             <w:r>
-              <w:t>post</w:t>
+              <w:t>P</w:t>
+            </w:r>
+            <w:r>
+              <w:t>ost</w:t>
+            </w:r>
+            <w:r>
+              <w:t>_id</w:t>
             </w:r>
           </w:p>
         </w:tc>
@@ -8416,7 +9211,13 @@
           </w:tcPr>
           <w:p>
             <w:r>
-              <w:t>user</w:t>
+              <w:t>U</w:t>
+            </w:r>
+            <w:r>
+              <w:t>ser</w:t>
+            </w:r>
+            <w:r>
+              <w:t>_id</w:t>
             </w:r>
           </w:p>
         </w:tc>
@@ -8630,7 +9431,13 @@
           </w:tcPr>
           <w:p>
             <w:r>
-              <w:t>post</w:t>
+              <w:t>P</w:t>
+            </w:r>
+            <w:r>
+              <w:t>ost</w:t>
+            </w:r>
+            <w:r>
+              <w:t>_id</w:t>
             </w:r>
           </w:p>
         </w:tc>
@@ -8672,7 +9479,13 @@
           </w:tcPr>
           <w:p>
             <w:r>
-              <w:t>user</w:t>
+              <w:t>U</w:t>
+            </w:r>
+            <w:r>
+              <w:t>ser</w:t>
+            </w:r>
+            <w:r>
+              <w:t>_id</w:t>
             </w:r>
           </w:p>
         </w:tc>
@@ -8976,31 +9789,31 @@
       </w:rPr>
     </w:lvl>
   </w:abstractNum>
-  <w:num w:numId="1" w16cid:durableId="814226421">
+  <w:num w:numId="1" w16cid:durableId="1004086757">
     <w:abstractNumId w:val="8"/>
   </w:num>
-  <w:num w:numId="2" w16cid:durableId="198861192">
+  <w:num w:numId="2" w16cid:durableId="1725375939">
     <w:abstractNumId w:val="6"/>
   </w:num>
-  <w:num w:numId="3" w16cid:durableId="307441113">
+  <w:num w:numId="3" w16cid:durableId="1870146972">
     <w:abstractNumId w:val="5"/>
   </w:num>
-  <w:num w:numId="4" w16cid:durableId="399208543">
+  <w:num w:numId="4" w16cid:durableId="509104002">
     <w:abstractNumId w:val="4"/>
   </w:num>
-  <w:num w:numId="5" w16cid:durableId="727073349">
+  <w:num w:numId="5" w16cid:durableId="764224496">
     <w:abstractNumId w:val="7"/>
   </w:num>
-  <w:num w:numId="6" w16cid:durableId="1622152633">
+  <w:num w:numId="6" w16cid:durableId="1059741123">
     <w:abstractNumId w:val="3"/>
   </w:num>
-  <w:num w:numId="7" w16cid:durableId="799763915">
+  <w:num w:numId="7" w16cid:durableId="1267081438">
     <w:abstractNumId w:val="2"/>
   </w:num>
-  <w:num w:numId="8" w16cid:durableId="743255642">
+  <w:num w:numId="8" w16cid:durableId="2030641817">
     <w:abstractNumId w:val="1"/>
   </w:num>
-  <w:num w:numId="9" w16cid:durableId="958678776">
+  <w:num w:numId="9" w16cid:durableId="1362827791">
     <w:abstractNumId w:val="0"/>
   </w:num>
 </w:numbering>
